--- a/F25011424-李君豪-ApacheCommonsCLI-软件许可测试报告.docx
+++ b/F25011424-李君豪-ApacheCommonsCLI-软件许可测试报告.docx
@@ -1593,16 +1593,6 @@
           <w:szCs w:val="32"/>
         </w:rPr>
         <w:br w:type="page"/>
-      </w:r>
-      <w:r>
-        <w:rPr>
-          <w:rFonts w:ascii="仿宋_GB2312" w:hAnsi="宋体" w:eastAsia="仿宋_GB2312" w:cs="仿宋_GB2312"/>
-          <w:b/>
-          <w:bCs/>
-          <w:sz w:val="24"/>
-          <w:szCs w:val="24"/>
-        </w:rPr>
-        <w:t>1</w:t>
       </w:r>
     </w:p>
     <w:tbl>

--- a/F25011424-李君豪-ApacheCommonsCLI-软件许可测试报告.docx
+++ b/F25011424-李君豪-ApacheCommonsCLI-软件许可测试报告.docx
@@ -1595,573 +1595,9 @@
         <w:br w:type="page"/>
       </w:r>
     </w:p>
-    <w:tbl>
-      <w:tblPr>
-        <w:tblStyle w:val="6"/>
-        <w:tblW w:w="8522" w:type="dxa"/>
-        <w:tblInd w:w="-106" w:type="dxa"/>
-        <w:tblBorders>
-          <w:top w:val="single" w:color="auto" w:sz="4" w:space="0"/>
-          <w:left w:val="single" w:color="auto" w:sz="4" w:space="0"/>
-          <w:bottom w:val="single" w:color="auto" w:sz="4" w:space="0"/>
-          <w:right w:val="single" w:color="auto" w:sz="4" w:space="0"/>
-          <w:insideH w:val="single" w:color="auto" w:sz="4" w:space="0"/>
-          <w:insideV w:val="single" w:color="auto" w:sz="4" w:space="0"/>
-        </w:tblBorders>
-        <w:tblLayout w:type="fixed"/>
-        <w:tblCellMar>
-          <w:top w:w="0" w:type="dxa"/>
-          <w:left w:w="108" w:type="dxa"/>
-          <w:bottom w:w="0" w:type="dxa"/>
-          <w:right w:w="108" w:type="dxa"/>
-        </w:tblCellMar>
-      </w:tblPr>
-      <w:tblGrid>
-        <w:gridCol w:w="7479"/>
-        <w:gridCol w:w="1043"/>
-      </w:tblGrid>
-      <w:tr>
-        <w:tblPrEx>
-          <w:tblBorders>
-            <w:top w:val="single" w:color="auto" w:sz="4" w:space="0"/>
-            <w:left w:val="single" w:color="auto" w:sz="4" w:space="0"/>
-            <w:bottom w:val="single" w:color="auto" w:sz="4" w:space="0"/>
-            <w:right w:val="single" w:color="auto" w:sz="4" w:space="0"/>
-            <w:insideH w:val="single" w:color="auto" w:sz="4" w:space="0"/>
-            <w:insideV w:val="single" w:color="auto" w:sz="4" w:space="0"/>
-          </w:tblBorders>
-          <w:tblCellMar>
-            <w:top w:w="0" w:type="dxa"/>
-            <w:left w:w="108" w:type="dxa"/>
-            <w:bottom w:w="0" w:type="dxa"/>
-            <w:right w:w="108" w:type="dxa"/>
-          </w:tblCellMar>
-        </w:tblPrEx>
-        <w:tc>
-          <w:tcPr>
-            <w:tcW w:w="7479" w:type="dxa"/>
-          </w:tcPr>
-          <w:p>
-            <w:pPr>
-              <w:spacing w:line="300" w:lineRule="auto"/>
-              <w:jc w:val="center"/>
-              <w:rPr>
-                <w:rFonts w:ascii="仿宋" w:hAnsi="仿宋" w:eastAsia="仿宋"/>
-                <w:b/>
-                <w:bCs/>
-                <w:kern w:val="0"/>
-              </w:rPr>
-            </w:pPr>
-            <w:r>
-              <w:rPr>
-                <w:rFonts w:hint="eastAsia" w:ascii="仿宋" w:hAnsi="仿宋" w:eastAsia="仿宋" w:cs="仿宋"/>
-                <w:b/>
-                <w:bCs/>
-                <w:kern w:val="0"/>
-              </w:rPr>
-              <w:t>考核标准</w:t>
-            </w:r>
-          </w:p>
-        </w:tc>
-        <w:tc>
-          <w:tcPr>
-            <w:tcW w:w="1043" w:type="dxa"/>
-          </w:tcPr>
-          <w:p>
-            <w:pPr>
-              <w:widowControl/>
-              <w:jc w:val="center"/>
-              <w:rPr>
-                <w:rFonts w:ascii="仿宋" w:hAnsi="仿宋" w:eastAsia="仿宋"/>
-                <w:b/>
-                <w:bCs/>
-                <w:kern w:val="0"/>
-              </w:rPr>
-            </w:pPr>
-            <w:r>
-              <w:rPr>
-                <w:rFonts w:hint="eastAsia" w:ascii="仿宋" w:hAnsi="仿宋" w:eastAsia="仿宋" w:cs="仿宋"/>
-                <w:b/>
-                <w:bCs/>
-                <w:kern w:val="0"/>
-              </w:rPr>
-              <w:t>得分</w:t>
-            </w:r>
-          </w:p>
-        </w:tc>
-      </w:tr>
-      <w:tr>
-        <w:tblPrEx>
-          <w:tblBorders>
-            <w:top w:val="single" w:color="auto" w:sz="4" w:space="0"/>
-            <w:left w:val="single" w:color="auto" w:sz="4" w:space="0"/>
-            <w:bottom w:val="single" w:color="auto" w:sz="4" w:space="0"/>
-            <w:right w:val="single" w:color="auto" w:sz="4" w:space="0"/>
-            <w:insideH w:val="single" w:color="auto" w:sz="4" w:space="0"/>
-            <w:insideV w:val="single" w:color="auto" w:sz="4" w:space="0"/>
-          </w:tblBorders>
-          <w:tblCellMar>
-            <w:top w:w="0" w:type="dxa"/>
-            <w:left w:w="108" w:type="dxa"/>
-            <w:bottom w:w="0" w:type="dxa"/>
-            <w:right w:w="108" w:type="dxa"/>
-          </w:tblCellMar>
-        </w:tblPrEx>
-        <w:tc>
-          <w:tcPr>
-            <w:tcW w:w="7479" w:type="dxa"/>
-          </w:tcPr>
-          <w:p>
-            <w:pPr>
-              <w:spacing w:line="300" w:lineRule="auto"/>
-              <w:rPr>
-                <w:rFonts w:ascii="仿宋" w:hAnsi="仿宋" w:eastAsia="仿宋"/>
-                <w:kern w:val="0"/>
-              </w:rPr>
-            </w:pPr>
-            <w:r>
-              <w:rPr>
-                <w:rFonts w:hint="eastAsia" w:ascii="仿宋" w:hAnsi="仿宋" w:eastAsia="仿宋" w:cs="仿宋"/>
-                <w:kern w:val="0"/>
-              </w:rPr>
-              <w:t>（</w:t>
-            </w:r>
-            <w:r>
-              <w:rPr>
-                <w:rFonts w:ascii="仿宋" w:hAnsi="仿宋" w:eastAsia="仿宋" w:cs="仿宋"/>
-                <w:kern w:val="0"/>
-              </w:rPr>
-              <w:t>1</w:t>
-            </w:r>
-            <w:r>
-              <w:rPr>
-                <w:rFonts w:hint="eastAsia" w:ascii="仿宋" w:hAnsi="仿宋" w:eastAsia="仿宋" w:cs="仿宋"/>
-                <w:kern w:val="0"/>
-              </w:rPr>
-              <w:t>）报告格式规范、语言通顺（</w:t>
-            </w:r>
-            <w:r>
-              <w:rPr>
-                <w:rFonts w:ascii="仿宋" w:hAnsi="仿宋" w:eastAsia="仿宋" w:cs="仿宋"/>
-                <w:kern w:val="0"/>
-              </w:rPr>
-              <w:t>10%</w:t>
-            </w:r>
-            <w:r>
-              <w:rPr>
-                <w:rFonts w:hint="eastAsia" w:ascii="仿宋" w:hAnsi="仿宋" w:eastAsia="仿宋" w:cs="仿宋"/>
-                <w:kern w:val="0"/>
-              </w:rPr>
-              <w:t>）；</w:t>
-            </w:r>
-          </w:p>
-        </w:tc>
-        <w:tc>
-          <w:tcPr>
-            <w:tcW w:w="1043" w:type="dxa"/>
-          </w:tcPr>
-          <w:p>
-            <w:pPr>
-              <w:widowControl/>
-              <w:jc w:val="left"/>
-              <w:rPr>
-                <w:rFonts w:ascii="仿宋" w:hAnsi="仿宋" w:eastAsia="仿宋"/>
-                <w:kern w:val="0"/>
-              </w:rPr>
-            </w:pPr>
-          </w:p>
-        </w:tc>
-      </w:tr>
-      <w:tr>
-        <w:tblPrEx>
-          <w:tblBorders>
-            <w:top w:val="single" w:color="auto" w:sz="4" w:space="0"/>
-            <w:left w:val="single" w:color="auto" w:sz="4" w:space="0"/>
-            <w:bottom w:val="single" w:color="auto" w:sz="4" w:space="0"/>
-            <w:right w:val="single" w:color="auto" w:sz="4" w:space="0"/>
-            <w:insideH w:val="single" w:color="auto" w:sz="4" w:space="0"/>
-            <w:insideV w:val="single" w:color="auto" w:sz="4" w:space="0"/>
-          </w:tblBorders>
-          <w:tblCellMar>
-            <w:top w:w="0" w:type="dxa"/>
-            <w:left w:w="108" w:type="dxa"/>
-            <w:bottom w:w="0" w:type="dxa"/>
-            <w:right w:w="108" w:type="dxa"/>
-          </w:tblCellMar>
-        </w:tblPrEx>
-        <w:tc>
-          <w:tcPr>
-            <w:tcW w:w="7479" w:type="dxa"/>
-          </w:tcPr>
-          <w:p>
-            <w:pPr>
-              <w:spacing w:line="300" w:lineRule="auto"/>
-              <w:rPr>
-                <w:rFonts w:ascii="仿宋" w:hAnsi="仿宋" w:eastAsia="仿宋"/>
-                <w:kern w:val="0"/>
-              </w:rPr>
-            </w:pPr>
-            <w:r>
-              <w:rPr>
-                <w:rFonts w:hint="eastAsia" w:ascii="仿宋" w:hAnsi="仿宋" w:eastAsia="仿宋" w:cs="仿宋"/>
-                <w:kern w:val="0"/>
-              </w:rPr>
-              <w:t>（</w:t>
-            </w:r>
-            <w:r>
-              <w:rPr>
-                <w:rFonts w:ascii="仿宋" w:hAnsi="仿宋" w:eastAsia="仿宋" w:cs="仿宋"/>
-                <w:kern w:val="0"/>
-              </w:rPr>
-              <w:t>2</w:t>
-            </w:r>
-            <w:r>
-              <w:rPr>
-                <w:rFonts w:hint="eastAsia" w:ascii="仿宋" w:hAnsi="仿宋" w:eastAsia="仿宋" w:cs="仿宋"/>
-                <w:kern w:val="0"/>
-              </w:rPr>
-              <w:t>）质量标准分析合理（1</w:t>
-            </w:r>
-            <w:r>
-              <w:rPr>
-                <w:rFonts w:ascii="仿宋" w:hAnsi="仿宋" w:eastAsia="仿宋" w:cs="仿宋"/>
-                <w:kern w:val="0"/>
-              </w:rPr>
-              <w:t>0%</w:t>
-            </w:r>
-            <w:r>
-              <w:rPr>
-                <w:rFonts w:hint="eastAsia" w:ascii="仿宋" w:hAnsi="仿宋" w:eastAsia="仿宋" w:cs="仿宋"/>
-                <w:kern w:val="0"/>
-              </w:rPr>
-              <w:t>）；</w:t>
-            </w:r>
-          </w:p>
-        </w:tc>
-        <w:tc>
-          <w:tcPr>
-            <w:tcW w:w="1043" w:type="dxa"/>
-          </w:tcPr>
-          <w:p>
-            <w:pPr>
-              <w:widowControl/>
-              <w:jc w:val="left"/>
-              <w:rPr>
-                <w:rFonts w:ascii="仿宋" w:hAnsi="仿宋" w:eastAsia="仿宋"/>
-                <w:kern w:val="0"/>
-              </w:rPr>
-            </w:pPr>
-          </w:p>
-        </w:tc>
-      </w:tr>
-      <w:tr>
-        <w:tblPrEx>
-          <w:tblBorders>
-            <w:top w:val="single" w:color="auto" w:sz="4" w:space="0"/>
-            <w:left w:val="single" w:color="auto" w:sz="4" w:space="0"/>
-            <w:bottom w:val="single" w:color="auto" w:sz="4" w:space="0"/>
-            <w:right w:val="single" w:color="auto" w:sz="4" w:space="0"/>
-            <w:insideH w:val="single" w:color="auto" w:sz="4" w:space="0"/>
-            <w:insideV w:val="single" w:color="auto" w:sz="4" w:space="0"/>
-          </w:tblBorders>
-          <w:tblCellMar>
-            <w:top w:w="0" w:type="dxa"/>
-            <w:left w:w="108" w:type="dxa"/>
-            <w:bottom w:w="0" w:type="dxa"/>
-            <w:right w:w="108" w:type="dxa"/>
-          </w:tblCellMar>
-        </w:tblPrEx>
-        <w:tc>
-          <w:tcPr>
-            <w:tcW w:w="7479" w:type="dxa"/>
-          </w:tcPr>
-          <w:p>
-            <w:pPr>
-              <w:spacing w:line="300" w:lineRule="auto"/>
-              <w:rPr>
-                <w:rFonts w:ascii="仿宋" w:hAnsi="仿宋" w:eastAsia="仿宋"/>
-                <w:kern w:val="0"/>
-              </w:rPr>
-            </w:pPr>
-            <w:r>
-              <w:rPr>
-                <w:rFonts w:hint="eastAsia" w:ascii="仿宋" w:hAnsi="仿宋" w:eastAsia="仿宋" w:cs="仿宋"/>
-                <w:kern w:val="0"/>
-              </w:rPr>
-              <w:t>（</w:t>
-            </w:r>
-            <w:r>
-              <w:rPr>
-                <w:rFonts w:ascii="仿宋" w:hAnsi="仿宋" w:eastAsia="仿宋" w:cs="仿宋"/>
-                <w:kern w:val="0"/>
-              </w:rPr>
-              <w:t>3</w:t>
-            </w:r>
-            <w:r>
-              <w:rPr>
-                <w:rFonts w:hint="eastAsia" w:ascii="仿宋" w:hAnsi="仿宋" w:eastAsia="仿宋" w:cs="仿宋"/>
-                <w:kern w:val="0"/>
-              </w:rPr>
-              <w:t>）测试方法分析全面、合理（</w:t>
-            </w:r>
-            <w:r>
-              <w:rPr>
-                <w:rFonts w:ascii="仿宋" w:hAnsi="仿宋" w:eastAsia="仿宋" w:cs="仿宋"/>
-                <w:kern w:val="0"/>
-              </w:rPr>
-              <w:t>20%</w:t>
-            </w:r>
-            <w:r>
-              <w:rPr>
-                <w:rFonts w:hint="eastAsia" w:ascii="仿宋" w:hAnsi="仿宋" w:eastAsia="仿宋" w:cs="仿宋"/>
-                <w:kern w:val="0"/>
-              </w:rPr>
-              <w:t>）；</w:t>
-            </w:r>
-          </w:p>
-        </w:tc>
-        <w:tc>
-          <w:tcPr>
-            <w:tcW w:w="1043" w:type="dxa"/>
-          </w:tcPr>
-          <w:p>
-            <w:pPr>
-              <w:widowControl/>
-              <w:jc w:val="left"/>
-              <w:rPr>
-                <w:rFonts w:ascii="仿宋" w:hAnsi="仿宋" w:eastAsia="仿宋"/>
-                <w:kern w:val="0"/>
-              </w:rPr>
-            </w:pPr>
-          </w:p>
-        </w:tc>
-      </w:tr>
-      <w:tr>
-        <w:tblPrEx>
-          <w:tblBorders>
-            <w:top w:val="single" w:color="auto" w:sz="4" w:space="0"/>
-            <w:left w:val="single" w:color="auto" w:sz="4" w:space="0"/>
-            <w:bottom w:val="single" w:color="auto" w:sz="4" w:space="0"/>
-            <w:right w:val="single" w:color="auto" w:sz="4" w:space="0"/>
-            <w:insideH w:val="single" w:color="auto" w:sz="4" w:space="0"/>
-            <w:insideV w:val="single" w:color="auto" w:sz="4" w:space="0"/>
-          </w:tblBorders>
-          <w:tblCellMar>
-            <w:top w:w="0" w:type="dxa"/>
-            <w:left w:w="108" w:type="dxa"/>
-            <w:bottom w:w="0" w:type="dxa"/>
-            <w:right w:w="108" w:type="dxa"/>
-          </w:tblCellMar>
-        </w:tblPrEx>
-        <w:tc>
-          <w:tcPr>
-            <w:tcW w:w="7479" w:type="dxa"/>
-          </w:tcPr>
-          <w:p>
-            <w:pPr>
-              <w:spacing w:line="300" w:lineRule="auto"/>
-              <w:rPr>
-                <w:rFonts w:ascii="仿宋" w:hAnsi="仿宋" w:eastAsia="仿宋"/>
-                <w:kern w:val="0"/>
-              </w:rPr>
-            </w:pPr>
-            <w:r>
-              <w:rPr>
-                <w:rFonts w:hint="eastAsia" w:ascii="仿宋" w:hAnsi="仿宋" w:eastAsia="仿宋" w:cs="仿宋"/>
-                <w:kern w:val="0"/>
-              </w:rPr>
-              <w:t>（</w:t>
-            </w:r>
-            <w:r>
-              <w:rPr>
-                <w:rFonts w:ascii="仿宋" w:hAnsi="仿宋" w:eastAsia="仿宋" w:cs="仿宋"/>
-                <w:kern w:val="0"/>
-              </w:rPr>
-              <w:t>4</w:t>
-            </w:r>
-            <w:r>
-              <w:rPr>
-                <w:rFonts w:hint="eastAsia" w:ascii="仿宋" w:hAnsi="仿宋" w:eastAsia="仿宋" w:cs="仿宋"/>
-                <w:kern w:val="0"/>
-              </w:rPr>
-              <w:t>）测试风险分析全面、合理（</w:t>
-            </w:r>
-            <w:r>
-              <w:rPr>
-                <w:rFonts w:ascii="仿宋" w:hAnsi="仿宋" w:eastAsia="仿宋" w:cs="仿宋"/>
-                <w:kern w:val="0"/>
-              </w:rPr>
-              <w:t>20%</w:t>
-            </w:r>
-            <w:r>
-              <w:rPr>
-                <w:rFonts w:hint="eastAsia" w:ascii="仿宋" w:hAnsi="仿宋" w:eastAsia="仿宋" w:cs="仿宋"/>
-                <w:kern w:val="0"/>
-              </w:rPr>
-              <w:t>）；</w:t>
-            </w:r>
-          </w:p>
-        </w:tc>
-        <w:tc>
-          <w:tcPr>
-            <w:tcW w:w="1043" w:type="dxa"/>
-          </w:tcPr>
-          <w:p>
-            <w:pPr>
-              <w:widowControl/>
-              <w:jc w:val="left"/>
-              <w:rPr>
-                <w:rFonts w:ascii="仿宋" w:hAnsi="仿宋" w:eastAsia="仿宋"/>
-                <w:kern w:val="0"/>
-              </w:rPr>
-            </w:pPr>
-          </w:p>
-        </w:tc>
-      </w:tr>
-      <w:tr>
-        <w:tblPrEx>
-          <w:tblBorders>
-            <w:top w:val="single" w:color="auto" w:sz="4" w:space="0"/>
-            <w:left w:val="single" w:color="auto" w:sz="4" w:space="0"/>
-            <w:bottom w:val="single" w:color="auto" w:sz="4" w:space="0"/>
-            <w:right w:val="single" w:color="auto" w:sz="4" w:space="0"/>
-            <w:insideH w:val="single" w:color="auto" w:sz="4" w:space="0"/>
-            <w:insideV w:val="single" w:color="auto" w:sz="4" w:space="0"/>
-          </w:tblBorders>
-          <w:tblCellMar>
-            <w:top w:w="0" w:type="dxa"/>
-            <w:left w:w="108" w:type="dxa"/>
-            <w:bottom w:w="0" w:type="dxa"/>
-            <w:right w:w="108" w:type="dxa"/>
-          </w:tblCellMar>
-        </w:tblPrEx>
-        <w:tc>
-          <w:tcPr>
-            <w:tcW w:w="7479" w:type="dxa"/>
-          </w:tcPr>
-          <w:p>
-            <w:pPr>
-              <w:spacing w:line="300" w:lineRule="auto"/>
-              <w:rPr>
-                <w:rFonts w:ascii="仿宋" w:hAnsi="仿宋" w:eastAsia="仿宋"/>
-                <w:kern w:val="0"/>
-              </w:rPr>
-            </w:pPr>
-            <w:r>
-              <w:rPr>
-                <w:rFonts w:hint="eastAsia" w:ascii="仿宋" w:hAnsi="仿宋" w:eastAsia="仿宋" w:cs="仿宋"/>
-                <w:kern w:val="0"/>
-              </w:rPr>
-              <w:t>（</w:t>
-            </w:r>
-            <w:r>
-              <w:rPr>
-                <w:rFonts w:ascii="仿宋" w:hAnsi="仿宋" w:eastAsia="仿宋" w:cs="仿宋"/>
-                <w:kern w:val="0"/>
-              </w:rPr>
-              <w:t>5</w:t>
-            </w:r>
-            <w:r>
-              <w:rPr>
-                <w:rFonts w:hint="eastAsia" w:ascii="仿宋" w:hAnsi="仿宋" w:eastAsia="仿宋" w:cs="仿宋"/>
-                <w:kern w:val="0"/>
-              </w:rPr>
-              <w:t>）测试总体测试策略全面、合理（3</w:t>
-            </w:r>
-            <w:r>
-              <w:rPr>
-                <w:rFonts w:ascii="仿宋" w:hAnsi="仿宋" w:eastAsia="仿宋" w:cs="仿宋"/>
-                <w:kern w:val="0"/>
-              </w:rPr>
-              <w:t>0%</w:t>
-            </w:r>
-            <w:r>
-              <w:rPr>
-                <w:rFonts w:hint="eastAsia" w:ascii="仿宋" w:hAnsi="仿宋" w:eastAsia="仿宋" w:cs="仿宋"/>
-                <w:kern w:val="0"/>
-              </w:rPr>
-              <w:t>）</w:t>
-            </w:r>
-          </w:p>
-        </w:tc>
-        <w:tc>
-          <w:tcPr>
-            <w:tcW w:w="1043" w:type="dxa"/>
-          </w:tcPr>
-          <w:p>
-            <w:pPr>
-              <w:widowControl/>
-              <w:jc w:val="left"/>
-              <w:rPr>
-                <w:rFonts w:ascii="仿宋" w:hAnsi="仿宋" w:eastAsia="仿宋"/>
-                <w:kern w:val="0"/>
-              </w:rPr>
-            </w:pPr>
-          </w:p>
-        </w:tc>
-      </w:tr>
-      <w:tr>
-        <w:tblPrEx>
-          <w:tblBorders>
-            <w:top w:val="single" w:color="auto" w:sz="4" w:space="0"/>
-            <w:left w:val="single" w:color="auto" w:sz="4" w:space="0"/>
-            <w:bottom w:val="single" w:color="auto" w:sz="4" w:space="0"/>
-            <w:right w:val="single" w:color="auto" w:sz="4" w:space="0"/>
-            <w:insideH w:val="single" w:color="auto" w:sz="4" w:space="0"/>
-            <w:insideV w:val="single" w:color="auto" w:sz="4" w:space="0"/>
-          </w:tblBorders>
-          <w:tblCellMar>
-            <w:top w:w="0" w:type="dxa"/>
-            <w:left w:w="108" w:type="dxa"/>
-            <w:bottom w:w="0" w:type="dxa"/>
-            <w:right w:w="108" w:type="dxa"/>
-          </w:tblCellMar>
-        </w:tblPrEx>
-        <w:tc>
-          <w:tcPr>
-            <w:tcW w:w="7479" w:type="dxa"/>
-          </w:tcPr>
-          <w:p>
-            <w:pPr>
-              <w:spacing w:line="300" w:lineRule="auto"/>
-              <w:rPr>
-                <w:rFonts w:ascii="仿宋" w:hAnsi="仿宋" w:eastAsia="仿宋" w:cs="仿宋"/>
-                <w:kern w:val="0"/>
-              </w:rPr>
-            </w:pPr>
-            <w:r>
-              <w:rPr>
-                <w:rFonts w:hint="eastAsia" w:ascii="仿宋" w:hAnsi="仿宋" w:eastAsia="仿宋" w:cs="仿宋"/>
-                <w:kern w:val="0"/>
-              </w:rPr>
-              <w:t>（6）测试充分性判断标准合理（10%）</w:t>
-            </w:r>
-          </w:p>
-        </w:tc>
-        <w:tc>
-          <w:tcPr>
-            <w:tcW w:w="1043" w:type="dxa"/>
-          </w:tcPr>
-          <w:p>
-            <w:pPr>
-              <w:widowControl/>
-              <w:jc w:val="left"/>
-              <w:rPr>
-                <w:rFonts w:ascii="仿宋" w:hAnsi="仿宋" w:eastAsia="仿宋"/>
-                <w:kern w:val="0"/>
-              </w:rPr>
-            </w:pPr>
-          </w:p>
-        </w:tc>
-      </w:tr>
-    </w:tbl>
-    <w:p>
-      <w:r>
-        <w:br w:type="page"/>
-      </w:r>
-    </w:p>
     <w:p>
       <w:pPr>
+        <w:pageBreakBefore/>
         <w:spacing w:before="120" w:after="120"/>
       </w:pPr>
       <w:r>
@@ -6141,6 +5577,571 @@
         <w:t>综合判定：Apache Commons CLI 1.11.0 的许可状况合规、风险可控，可安全用于商业闭源产品，无需开源自身代码。落地建议：① 产品分发时完整保留 LICENSE.txt 与 NOTICE.txt，并在第三方声明文件中列出 “Apache Commons CLI, Copyright 2002-2025 The Apache Software Foundation, Apache-2.0”；② 若对源码做过修改，须在修改文件中加入显著修改说明（Apache-2.0 §4(b)）；③ 不得在产品名称、宣传材料中使用 Apache 商标暗示官方背书（§6）；④ 若将 apidocs 一并再分发，须同时保留 apidocs/legal 下的 5 份第三方许可文件，否则构成对 JQuery 与字体的许可违约；⑤ 建议在 CI 中固化 “scancode -clieu --json-pp” 扫描并设阈值门禁，对新增 GPL/AGPL 类命中自动告警。</w:t>
       </w:r>
     </w:p>
+    <w:p>
+      <w:r>
+        <w:br w:type="page"/>
+      </w:r>
+    </w:p>
+    <w:tbl>
+      <w:tblPr>
+        <w:tblStyle w:val="6"/>
+        <w:tblW w:w="8522" w:type="dxa"/>
+        <w:tblInd w:w="-106" w:type="dxa"/>
+        <w:tblBorders>
+          <w:top w:val="single" w:color="auto" w:sz="4" w:space="0"/>
+          <w:left w:val="single" w:color="auto" w:sz="4" w:space="0"/>
+          <w:bottom w:val="single" w:color="auto" w:sz="4" w:space="0"/>
+          <w:right w:val="single" w:color="auto" w:sz="4" w:space="0"/>
+          <w:insideH w:val="single" w:color="auto" w:sz="4" w:space="0"/>
+          <w:insideV w:val="single" w:color="auto" w:sz="4" w:space="0"/>
+        </w:tblBorders>
+        <w:tblLayout w:type="fixed"/>
+        <w:tblCellMar>
+          <w:top w:w="0" w:type="dxa"/>
+          <w:left w:w="108" w:type="dxa"/>
+          <w:bottom w:w="0" w:type="dxa"/>
+          <w:right w:w="108" w:type="dxa"/>
+        </w:tblCellMar>
+      </w:tblPr>
+      <w:tblGrid>
+        <w:gridCol w:w="7479"/>
+        <w:gridCol w:w="1043"/>
+      </w:tblGrid>
+      <w:tr>
+        <w:tblPrEx>
+          <w:tblBorders>
+            <w:top w:val="single" w:color="auto" w:sz="4" w:space="0"/>
+            <w:left w:val="single" w:color="auto" w:sz="4" w:space="0"/>
+            <w:bottom w:val="single" w:color="auto" w:sz="4" w:space="0"/>
+            <w:right w:val="single" w:color="auto" w:sz="4" w:space="0"/>
+            <w:insideH w:val="single" w:color="auto" w:sz="4" w:space="0"/>
+            <w:insideV w:val="single" w:color="auto" w:sz="4" w:space="0"/>
+          </w:tblBorders>
+          <w:tblCellMar>
+            <w:top w:w="0" w:type="dxa"/>
+            <w:left w:w="108" w:type="dxa"/>
+            <w:bottom w:w="0" w:type="dxa"/>
+            <w:right w:w="108" w:type="dxa"/>
+          </w:tblCellMar>
+        </w:tblPrEx>
+        <w:tc>
+          <w:tcPr>
+            <w:tcW w:w="7479" w:type="dxa"/>
+          </w:tcPr>
+          <w:p>
+            <w:pPr>
+              <w:spacing w:line="300" w:lineRule="auto"/>
+              <w:jc w:val="center"/>
+              <w:rPr>
+                <w:rFonts w:ascii="仿宋" w:hAnsi="仿宋" w:eastAsia="仿宋"/>
+                <w:b/>
+                <w:bCs/>
+                <w:kern w:val="0"/>
+              </w:rPr>
+            </w:pPr>
+            <w:r>
+              <w:rPr>
+                <w:rFonts w:hint="eastAsia" w:ascii="仿宋" w:hAnsi="仿宋" w:eastAsia="仿宋" w:cs="仿宋"/>
+                <w:b/>
+                <w:bCs/>
+                <w:kern w:val="0"/>
+              </w:rPr>
+              <w:t>考核标准</w:t>
+            </w:r>
+          </w:p>
+        </w:tc>
+        <w:tc>
+          <w:tcPr>
+            <w:tcW w:w="1043" w:type="dxa"/>
+          </w:tcPr>
+          <w:p>
+            <w:pPr>
+              <w:widowControl/>
+              <w:jc w:val="center"/>
+              <w:rPr>
+                <w:rFonts w:ascii="仿宋" w:hAnsi="仿宋" w:eastAsia="仿宋"/>
+                <w:b/>
+                <w:bCs/>
+                <w:kern w:val="0"/>
+              </w:rPr>
+            </w:pPr>
+            <w:r>
+              <w:rPr>
+                <w:rFonts w:hint="eastAsia" w:ascii="仿宋" w:hAnsi="仿宋" w:eastAsia="仿宋" w:cs="仿宋"/>
+                <w:b/>
+                <w:bCs/>
+                <w:kern w:val="0"/>
+              </w:rPr>
+              <w:t>得分</w:t>
+            </w:r>
+          </w:p>
+        </w:tc>
+      </w:tr>
+      <w:tr>
+        <w:tblPrEx>
+          <w:tblBorders>
+            <w:top w:val="single" w:color="auto" w:sz="4" w:space="0"/>
+            <w:left w:val="single" w:color="auto" w:sz="4" w:space="0"/>
+            <w:bottom w:val="single" w:color="auto" w:sz="4" w:space="0"/>
+            <w:right w:val="single" w:color="auto" w:sz="4" w:space="0"/>
+            <w:insideH w:val="single" w:color="auto" w:sz="4" w:space="0"/>
+            <w:insideV w:val="single" w:color="auto" w:sz="4" w:space="0"/>
+          </w:tblBorders>
+          <w:tblCellMar>
+            <w:top w:w="0" w:type="dxa"/>
+            <w:left w:w="108" w:type="dxa"/>
+            <w:bottom w:w="0" w:type="dxa"/>
+            <w:right w:w="108" w:type="dxa"/>
+          </w:tblCellMar>
+        </w:tblPrEx>
+        <w:tc>
+          <w:tcPr>
+            <w:tcW w:w="7479" w:type="dxa"/>
+          </w:tcPr>
+          <w:p>
+            <w:pPr>
+              <w:spacing w:line="300" w:lineRule="auto"/>
+              <w:rPr>
+                <w:rFonts w:ascii="仿宋" w:hAnsi="仿宋" w:eastAsia="仿宋"/>
+                <w:kern w:val="0"/>
+              </w:rPr>
+            </w:pPr>
+            <w:r>
+              <w:rPr>
+                <w:rFonts w:hint="eastAsia" w:ascii="仿宋" w:hAnsi="仿宋" w:eastAsia="仿宋" w:cs="仿宋"/>
+                <w:kern w:val="0"/>
+              </w:rPr>
+              <w:t>（</w:t>
+            </w:r>
+            <w:r>
+              <w:rPr>
+                <w:rFonts w:ascii="仿宋" w:hAnsi="仿宋" w:eastAsia="仿宋" w:cs="仿宋"/>
+                <w:kern w:val="0"/>
+              </w:rPr>
+              <w:t>1</w:t>
+            </w:r>
+            <w:r>
+              <w:rPr>
+                <w:rFonts w:hint="eastAsia" w:ascii="仿宋" w:hAnsi="仿宋" w:eastAsia="仿宋" w:cs="仿宋"/>
+                <w:kern w:val="0"/>
+              </w:rPr>
+              <w:t>）报告格式规范、语言通顺（</w:t>
+            </w:r>
+            <w:r>
+              <w:rPr>
+                <w:rFonts w:ascii="仿宋" w:hAnsi="仿宋" w:eastAsia="仿宋" w:cs="仿宋"/>
+                <w:kern w:val="0"/>
+              </w:rPr>
+              <w:t>10%</w:t>
+            </w:r>
+            <w:r>
+              <w:rPr>
+                <w:rFonts w:hint="eastAsia" w:ascii="仿宋" w:hAnsi="仿宋" w:eastAsia="仿宋" w:cs="仿宋"/>
+                <w:kern w:val="0"/>
+              </w:rPr>
+              <w:t>）；</w:t>
+            </w:r>
+          </w:p>
+        </w:tc>
+        <w:tc>
+          <w:tcPr>
+            <w:tcW w:w="1043" w:type="dxa"/>
+          </w:tcPr>
+          <w:p>
+            <w:pPr>
+              <w:widowControl/>
+              <w:jc w:val="left"/>
+              <w:rPr>
+                <w:rFonts w:ascii="仿宋" w:hAnsi="仿宋" w:eastAsia="仿宋"/>
+                <w:kern w:val="0"/>
+              </w:rPr>
+            </w:pPr>
+          </w:p>
+        </w:tc>
+      </w:tr>
+      <w:tr>
+        <w:tblPrEx>
+          <w:tblBorders>
+            <w:top w:val="single" w:color="auto" w:sz="4" w:space="0"/>
+            <w:left w:val="single" w:color="auto" w:sz="4" w:space="0"/>
+            <w:bottom w:val="single" w:color="auto" w:sz="4" w:space="0"/>
+            <w:right w:val="single" w:color="auto" w:sz="4" w:space="0"/>
+            <w:insideH w:val="single" w:color="auto" w:sz="4" w:space="0"/>
+            <w:insideV w:val="single" w:color="auto" w:sz="4" w:space="0"/>
+          </w:tblBorders>
+          <w:tblCellMar>
+            <w:top w:w="0" w:type="dxa"/>
+            <w:left w:w="108" w:type="dxa"/>
+            <w:bottom w:w="0" w:type="dxa"/>
+            <w:right w:w="108" w:type="dxa"/>
+          </w:tblCellMar>
+        </w:tblPrEx>
+        <w:tc>
+          <w:tcPr>
+            <w:tcW w:w="7479" w:type="dxa"/>
+          </w:tcPr>
+          <w:p>
+            <w:pPr>
+              <w:spacing w:line="300" w:lineRule="auto"/>
+              <w:rPr>
+                <w:rFonts w:ascii="仿宋" w:hAnsi="仿宋" w:eastAsia="仿宋"/>
+                <w:kern w:val="0"/>
+              </w:rPr>
+            </w:pPr>
+            <w:r>
+              <w:rPr>
+                <w:rFonts w:hint="eastAsia" w:ascii="仿宋" w:hAnsi="仿宋" w:eastAsia="仿宋" w:cs="仿宋"/>
+                <w:kern w:val="0"/>
+              </w:rPr>
+              <w:t>（</w:t>
+            </w:r>
+            <w:r>
+              <w:rPr>
+                <w:rFonts w:ascii="仿宋" w:hAnsi="仿宋" w:eastAsia="仿宋" w:cs="仿宋"/>
+                <w:kern w:val="0"/>
+              </w:rPr>
+              <w:t>2</w:t>
+            </w:r>
+            <w:r>
+              <w:rPr>
+                <w:rFonts w:hint="eastAsia" w:ascii="仿宋" w:hAnsi="仿宋" w:eastAsia="仿宋" w:cs="仿宋"/>
+                <w:kern w:val="0"/>
+              </w:rPr>
+              <w:t>）质量标准分析合理（1</w:t>
+            </w:r>
+            <w:r>
+              <w:rPr>
+                <w:rFonts w:ascii="仿宋" w:hAnsi="仿宋" w:eastAsia="仿宋" w:cs="仿宋"/>
+                <w:kern w:val="0"/>
+              </w:rPr>
+              <w:t>0%</w:t>
+            </w:r>
+            <w:r>
+              <w:rPr>
+                <w:rFonts w:hint="eastAsia" w:ascii="仿宋" w:hAnsi="仿宋" w:eastAsia="仿宋" w:cs="仿宋"/>
+                <w:kern w:val="0"/>
+              </w:rPr>
+              <w:t>）；</w:t>
+            </w:r>
+          </w:p>
+        </w:tc>
+        <w:tc>
+          <w:tcPr>
+            <w:tcW w:w="1043" w:type="dxa"/>
+          </w:tcPr>
+          <w:p>
+            <w:pPr>
+              <w:widowControl/>
+              <w:jc w:val="left"/>
+              <w:rPr>
+                <w:rFonts w:ascii="仿宋" w:hAnsi="仿宋" w:eastAsia="仿宋"/>
+                <w:kern w:val="0"/>
+              </w:rPr>
+            </w:pPr>
+          </w:p>
+        </w:tc>
+      </w:tr>
+      <w:tr>
+        <w:tblPrEx>
+          <w:tblBorders>
+            <w:top w:val="single" w:color="auto" w:sz="4" w:space="0"/>
+            <w:left w:val="single" w:color="auto" w:sz="4" w:space="0"/>
+            <w:bottom w:val="single" w:color="auto" w:sz="4" w:space="0"/>
+            <w:right w:val="single" w:color="auto" w:sz="4" w:space="0"/>
+            <w:insideH w:val="single" w:color="auto" w:sz="4" w:space="0"/>
+            <w:insideV w:val="single" w:color="auto" w:sz="4" w:space="0"/>
+          </w:tblBorders>
+          <w:tblCellMar>
+            <w:top w:w="0" w:type="dxa"/>
+            <w:left w:w="108" w:type="dxa"/>
+            <w:bottom w:w="0" w:type="dxa"/>
+            <w:right w:w="108" w:type="dxa"/>
+          </w:tblCellMar>
+        </w:tblPrEx>
+        <w:tc>
+          <w:tcPr>
+            <w:tcW w:w="7479" w:type="dxa"/>
+          </w:tcPr>
+          <w:p>
+            <w:pPr>
+              <w:spacing w:line="300" w:lineRule="auto"/>
+              <w:rPr>
+                <w:rFonts w:ascii="仿宋" w:hAnsi="仿宋" w:eastAsia="仿宋"/>
+                <w:kern w:val="0"/>
+              </w:rPr>
+            </w:pPr>
+            <w:r>
+              <w:rPr>
+                <w:rFonts w:hint="eastAsia" w:ascii="仿宋" w:hAnsi="仿宋" w:eastAsia="仿宋" w:cs="仿宋"/>
+                <w:kern w:val="0"/>
+              </w:rPr>
+              <w:t>（</w:t>
+            </w:r>
+            <w:r>
+              <w:rPr>
+                <w:rFonts w:ascii="仿宋" w:hAnsi="仿宋" w:eastAsia="仿宋" w:cs="仿宋"/>
+                <w:kern w:val="0"/>
+              </w:rPr>
+              <w:t>3</w:t>
+            </w:r>
+            <w:r>
+              <w:rPr>
+                <w:rFonts w:hint="eastAsia" w:ascii="仿宋" w:hAnsi="仿宋" w:eastAsia="仿宋" w:cs="仿宋"/>
+                <w:kern w:val="0"/>
+              </w:rPr>
+              <w:t>）测试方法分析全面、合理（</w:t>
+            </w:r>
+            <w:r>
+              <w:rPr>
+                <w:rFonts w:ascii="仿宋" w:hAnsi="仿宋" w:eastAsia="仿宋" w:cs="仿宋"/>
+                <w:kern w:val="0"/>
+              </w:rPr>
+              <w:t>20%</w:t>
+            </w:r>
+            <w:r>
+              <w:rPr>
+                <w:rFonts w:hint="eastAsia" w:ascii="仿宋" w:hAnsi="仿宋" w:eastAsia="仿宋" w:cs="仿宋"/>
+                <w:kern w:val="0"/>
+              </w:rPr>
+              <w:t>）；</w:t>
+            </w:r>
+          </w:p>
+        </w:tc>
+        <w:tc>
+          <w:tcPr>
+            <w:tcW w:w="1043" w:type="dxa"/>
+          </w:tcPr>
+          <w:p>
+            <w:pPr>
+              <w:widowControl/>
+              <w:jc w:val="left"/>
+              <w:rPr>
+                <w:rFonts w:ascii="仿宋" w:hAnsi="仿宋" w:eastAsia="仿宋"/>
+                <w:kern w:val="0"/>
+              </w:rPr>
+            </w:pPr>
+          </w:p>
+        </w:tc>
+      </w:tr>
+      <w:tr>
+        <w:tblPrEx>
+          <w:tblBorders>
+            <w:top w:val="single" w:color="auto" w:sz="4" w:space="0"/>
+            <w:left w:val="single" w:color="auto" w:sz="4" w:space="0"/>
+            <w:bottom w:val="single" w:color="auto" w:sz="4" w:space="0"/>
+            <w:right w:val="single" w:color="auto" w:sz="4" w:space="0"/>
+            <w:insideH w:val="single" w:color="auto" w:sz="4" w:space="0"/>
+            <w:insideV w:val="single" w:color="auto" w:sz="4" w:space="0"/>
+          </w:tblBorders>
+          <w:tblCellMar>
+            <w:top w:w="0" w:type="dxa"/>
+            <w:left w:w="108" w:type="dxa"/>
+            <w:bottom w:w="0" w:type="dxa"/>
+            <w:right w:w="108" w:type="dxa"/>
+          </w:tblCellMar>
+        </w:tblPrEx>
+        <w:tc>
+          <w:tcPr>
+            <w:tcW w:w="7479" w:type="dxa"/>
+          </w:tcPr>
+          <w:p>
+            <w:pPr>
+              <w:spacing w:line="300" w:lineRule="auto"/>
+              <w:rPr>
+                <w:rFonts w:ascii="仿宋" w:hAnsi="仿宋" w:eastAsia="仿宋"/>
+                <w:kern w:val="0"/>
+              </w:rPr>
+            </w:pPr>
+            <w:r>
+              <w:rPr>
+                <w:rFonts w:hint="eastAsia" w:ascii="仿宋" w:hAnsi="仿宋" w:eastAsia="仿宋" w:cs="仿宋"/>
+                <w:kern w:val="0"/>
+              </w:rPr>
+              <w:t>（</w:t>
+            </w:r>
+            <w:r>
+              <w:rPr>
+                <w:rFonts w:ascii="仿宋" w:hAnsi="仿宋" w:eastAsia="仿宋" w:cs="仿宋"/>
+                <w:kern w:val="0"/>
+              </w:rPr>
+              <w:t>4</w:t>
+            </w:r>
+            <w:r>
+              <w:rPr>
+                <w:rFonts w:hint="eastAsia" w:ascii="仿宋" w:hAnsi="仿宋" w:eastAsia="仿宋" w:cs="仿宋"/>
+                <w:kern w:val="0"/>
+              </w:rPr>
+              <w:t>）测试风险分析全面、合理（</w:t>
+            </w:r>
+            <w:r>
+              <w:rPr>
+                <w:rFonts w:ascii="仿宋" w:hAnsi="仿宋" w:eastAsia="仿宋" w:cs="仿宋"/>
+                <w:kern w:val="0"/>
+              </w:rPr>
+              <w:t>20%</w:t>
+            </w:r>
+            <w:r>
+              <w:rPr>
+                <w:rFonts w:hint="eastAsia" w:ascii="仿宋" w:hAnsi="仿宋" w:eastAsia="仿宋" w:cs="仿宋"/>
+                <w:kern w:val="0"/>
+              </w:rPr>
+              <w:t>）；</w:t>
+            </w:r>
+          </w:p>
+        </w:tc>
+        <w:tc>
+          <w:tcPr>
+            <w:tcW w:w="1043" w:type="dxa"/>
+          </w:tcPr>
+          <w:p>
+            <w:pPr>
+              <w:widowControl/>
+              <w:jc w:val="left"/>
+              <w:rPr>
+                <w:rFonts w:ascii="仿宋" w:hAnsi="仿宋" w:eastAsia="仿宋"/>
+                <w:kern w:val="0"/>
+              </w:rPr>
+            </w:pPr>
+          </w:p>
+        </w:tc>
+      </w:tr>
+      <w:tr>
+        <w:tblPrEx>
+          <w:tblBorders>
+            <w:top w:val="single" w:color="auto" w:sz="4" w:space="0"/>
+            <w:left w:val="single" w:color="auto" w:sz="4" w:space="0"/>
+            <w:bottom w:val="single" w:color="auto" w:sz="4" w:space="0"/>
+            <w:right w:val="single" w:color="auto" w:sz="4" w:space="0"/>
+            <w:insideH w:val="single" w:color="auto" w:sz="4" w:space="0"/>
+            <w:insideV w:val="single" w:color="auto" w:sz="4" w:space="0"/>
+          </w:tblBorders>
+          <w:tblCellMar>
+            <w:top w:w="0" w:type="dxa"/>
+            <w:left w:w="108" w:type="dxa"/>
+            <w:bottom w:w="0" w:type="dxa"/>
+            <w:right w:w="108" w:type="dxa"/>
+          </w:tblCellMar>
+        </w:tblPrEx>
+        <w:tc>
+          <w:tcPr>
+            <w:tcW w:w="7479" w:type="dxa"/>
+          </w:tcPr>
+          <w:p>
+            <w:pPr>
+              <w:spacing w:line="300" w:lineRule="auto"/>
+              <w:rPr>
+                <w:rFonts w:ascii="仿宋" w:hAnsi="仿宋" w:eastAsia="仿宋"/>
+                <w:kern w:val="0"/>
+              </w:rPr>
+            </w:pPr>
+            <w:r>
+              <w:rPr>
+                <w:rFonts w:hint="eastAsia" w:ascii="仿宋" w:hAnsi="仿宋" w:eastAsia="仿宋" w:cs="仿宋"/>
+                <w:kern w:val="0"/>
+              </w:rPr>
+              <w:t>（</w:t>
+            </w:r>
+            <w:r>
+              <w:rPr>
+                <w:rFonts w:ascii="仿宋" w:hAnsi="仿宋" w:eastAsia="仿宋" w:cs="仿宋"/>
+                <w:kern w:val="0"/>
+              </w:rPr>
+              <w:t>5</w:t>
+            </w:r>
+            <w:r>
+              <w:rPr>
+                <w:rFonts w:hint="eastAsia" w:ascii="仿宋" w:hAnsi="仿宋" w:eastAsia="仿宋" w:cs="仿宋"/>
+                <w:kern w:val="0"/>
+              </w:rPr>
+              <w:t>）测试总体测试策略全面、合理（3</w:t>
+            </w:r>
+            <w:r>
+              <w:rPr>
+                <w:rFonts w:ascii="仿宋" w:hAnsi="仿宋" w:eastAsia="仿宋" w:cs="仿宋"/>
+                <w:kern w:val="0"/>
+              </w:rPr>
+              <w:t>0%</w:t>
+            </w:r>
+            <w:r>
+              <w:rPr>
+                <w:rFonts w:hint="eastAsia" w:ascii="仿宋" w:hAnsi="仿宋" w:eastAsia="仿宋" w:cs="仿宋"/>
+                <w:kern w:val="0"/>
+              </w:rPr>
+              <w:t>）</w:t>
+            </w:r>
+          </w:p>
+        </w:tc>
+        <w:tc>
+          <w:tcPr>
+            <w:tcW w:w="1043" w:type="dxa"/>
+          </w:tcPr>
+          <w:p>
+            <w:pPr>
+              <w:widowControl/>
+              <w:jc w:val="left"/>
+              <w:rPr>
+                <w:rFonts w:ascii="仿宋" w:hAnsi="仿宋" w:eastAsia="仿宋"/>
+                <w:kern w:val="0"/>
+              </w:rPr>
+            </w:pPr>
+          </w:p>
+        </w:tc>
+      </w:tr>
+      <w:tr>
+        <w:tblPrEx>
+          <w:tblBorders>
+            <w:top w:val="single" w:color="auto" w:sz="4" w:space="0"/>
+            <w:left w:val="single" w:color="auto" w:sz="4" w:space="0"/>
+            <w:bottom w:val="single" w:color="auto" w:sz="4" w:space="0"/>
+            <w:right w:val="single" w:color="auto" w:sz="4" w:space="0"/>
+            <w:insideH w:val="single" w:color="auto" w:sz="4" w:space="0"/>
+            <w:insideV w:val="single" w:color="auto" w:sz="4" w:space="0"/>
+          </w:tblBorders>
+          <w:tblCellMar>
+            <w:top w:w="0" w:type="dxa"/>
+            <w:left w:w="108" w:type="dxa"/>
+            <w:bottom w:w="0" w:type="dxa"/>
+            <w:right w:w="108" w:type="dxa"/>
+          </w:tblCellMar>
+        </w:tblPrEx>
+        <w:tc>
+          <w:tcPr>
+            <w:tcW w:w="7479" w:type="dxa"/>
+          </w:tcPr>
+          <w:p>
+            <w:pPr>
+              <w:spacing w:line="300" w:lineRule="auto"/>
+              <w:rPr>
+                <w:rFonts w:ascii="仿宋" w:hAnsi="仿宋" w:eastAsia="仿宋" w:cs="仿宋"/>
+                <w:kern w:val="0"/>
+              </w:rPr>
+            </w:pPr>
+            <w:r>
+              <w:rPr>
+                <w:rFonts w:hint="eastAsia" w:ascii="仿宋" w:hAnsi="仿宋" w:eastAsia="仿宋" w:cs="仿宋"/>
+                <w:kern w:val="0"/>
+              </w:rPr>
+              <w:t>（6）测试充分性判断标准合理（10%）</w:t>
+            </w:r>
+          </w:p>
+        </w:tc>
+        <w:tc>
+          <w:tcPr>
+            <w:tcW w:w="1043" w:type="dxa"/>
+          </w:tcPr>
+          <w:p>
+            <w:pPr>
+              <w:widowControl/>
+              <w:jc w:val="left"/>
+              <w:rPr>
+                <w:rFonts w:ascii="仿宋" w:hAnsi="仿宋" w:eastAsia="仿宋"/>
+                <w:kern w:val="0"/>
+              </w:rPr>
+            </w:pPr>
+          </w:p>
+        </w:tc>
+      </w:tr>
+    </w:tbl>
     <w:sectPr>
       <w:pgSz w:w="11906" w:h="16838"/>
       <w:pgMar w:top="1440" w:right="1800" w:bottom="1440" w:left="1800" w:header="851" w:footer="992" w:gutter="0"/>
